--- a/What is CDA.docx
+++ b/What is CDA.docx
@@ -419,6 +419,48 @@
     <w:p>
       <w:r>
         <w:t>EFD File &gt;&gt; EFD Builder Tool &gt;&gt; ENG File &gt;&gt; Imported to CDA &gt;&gt; Flash module.</w:t>
+      </w:r>
+    </w:p>
+    <w:p/>
+    <w:p/>
+    <w:p/>
+    <w:p>
+      <w:r>
+        <w:t>LIN Network:</w:t>
+      </w:r>
+    </w:p>
+    <w:p>
+      <w:r>
+        <w:t>BCM &gt;&gt; ALM &gt;&gt; ALU</w:t>
+      </w:r>
+    </w:p>
+    <w:p>
+      <w:r>
+        <w:t>Diagnostics Trouble Code .</w:t>
+      </w:r>
+    </w:p>
+    <w:p>
+      <w:r>
+        <w:t>DTC Requirement – ALM</w:t>
+      </w:r>
+      <w:r>
+        <w:t>—</w:t>
+      </w:r>
+      <w:r>
+        <w:t>002</w:t>
+      </w:r>
+    </w:p>
+    <w:p>
+      <w:r>
+        <w:t>PS-A0749</w:t>
+      </w:r>
+    </w:p>
+    <w:p>
+      <w:r>
+        <w:t>4.2.1 Conversion Table (Diagnostics changes)</w:t>
+      </w:r>
+      <w:r>
+        <w:t xml:space="preserve"> (Page 6-9).</w:t>
       </w:r>
     </w:p>
     <w:sectPr>
